--- a/manuscript/paper6/cover_letter.docx
+++ b/manuscript/paper6/cover_letter.docx
@@ -74,7 +74,7 @@
           <w:color w:val="000000"/>
           <w:sz w:val="24"/>
         </w:rPr>
-        <w:t>Research Article in [Journal].</w:t>
+        <w:t>Research Article in ACS Central Science.</w:t>
       </w:r>
     </w:p>
     <w:p>
